--- a/backend-exhibits/Google MyDrive- Egnyte Standard not included.docx
+++ b/backend-exhibits/Google MyDrive- Egnyte Standard not included.docx
@@ -39,14 +39,14 @@
               <w:ind w:left="52"/>
               <w:jc w:val="center"/>
               <w:rPr>
-                <w:rFonts w:ascii="Arial" w:hAnsi="Arial" w:cs="Arial"/>
-                <w:sz w:val="21"/>
-                <w:szCs w:val="21"/>
-              </w:rPr>
-            </w:pPr>
-            <w:r>
-              <w:rPr>
-                <w:rFonts w:ascii="Arial" w:eastAsia="Arial" w:hAnsi="Arial" w:cs="Arial"/>
+                <w:rFonts w:ascii="Arial" w:hAnsi="Arial" w:cs="Arial" w:eastAsia="Arial"/>
+                <w:sz w:val="21"/>
+                <w:szCs w:val="21"/>
+              </w:rPr>
+            </w:pPr>
+            <w:r>
+              <w:rPr>
+                <w:rFonts w:ascii="Arial" w:hAnsi="Arial" w:cs="Arial" w:eastAsia="Arial"/>
                 <w:b/>
                 <w:sz w:val="21"/>
                 <w:szCs w:val="21"/>
@@ -55,7 +55,7 @@
             </w:r>
             <w:r>
               <w:rPr>
-                <w:rFonts w:ascii="Arial" w:eastAsia="Arial" w:hAnsi="Arial" w:cs="Arial"/>
+                <w:rFonts w:ascii="Arial" w:hAnsi="Arial" w:cs="Arial" w:eastAsia="Arial"/>
                 <w:b/>
                 <w:sz w:val="21"/>
                 <w:szCs w:val="21"/>
@@ -64,7 +64,7 @@
             </w:r>
             <w:r>
               <w:rPr>
-                <w:rFonts w:ascii="Arial" w:eastAsia="Arial" w:hAnsi="Arial" w:cs="Arial"/>
+                <w:rFonts w:ascii="Arial" w:hAnsi="Arial" w:cs="Arial" w:eastAsia="Arial"/>
                 <w:b/>
                 <w:sz w:val="21"/>
                 <w:szCs w:val="21"/>
@@ -73,7 +73,7 @@
             </w:r>
             <w:r>
               <w:rPr>
-                <w:rFonts w:ascii="Arial" w:eastAsia="Arial" w:hAnsi="Arial" w:cs="Arial"/>
+                <w:rFonts w:ascii="Arial" w:hAnsi="Arial" w:cs="Arial" w:eastAsia="Arial"/>
                 <w:b/>
                 <w:sz w:val="21"/>
                 <w:szCs w:val="21"/>
@@ -82,7 +82,7 @@
             </w:r>
             <w:r>
               <w:rPr>
-                <w:rFonts w:ascii="Arial" w:eastAsia="Arial" w:hAnsi="Arial" w:cs="Arial"/>
+                <w:rFonts w:ascii="Arial" w:hAnsi="Arial" w:cs="Arial" w:eastAsia="Arial"/>
                 <w:b/>
                 <w:sz w:val="21"/>
                 <w:szCs w:val="21"/>
@@ -91,7 +91,7 @@
             </w:r>
             <w:r>
               <w:rPr>
-                <w:rFonts w:ascii="Arial" w:eastAsia="Arial" w:hAnsi="Arial" w:cs="Arial"/>
+                <w:rFonts w:ascii="Arial" w:hAnsi="Arial" w:cs="Arial" w:eastAsia="Arial"/>
                 <w:b/>
                 <w:sz w:val="21"/>
                 <w:szCs w:val="21"/>
@@ -118,7 +118,7 @@
           <w:p>
             <w:pPr>
               <w:rPr>
-                <w:rFonts w:ascii="Arial" w:hAnsi="Arial" w:cs="Arial"/>
+                <w:rFonts w:ascii="Arial" w:hAnsi="Arial" w:cs="Arial" w:eastAsia="Arial"/>
                 <w:b/>
                 <w:bCs/>
                 <w:sz w:val="21"/>
@@ -127,7 +127,7 @@
             </w:pPr>
             <w:r>
               <w:rPr>
-                <w:rFonts w:ascii="Arial" w:hAnsi="Arial" w:cs="Arial"/>
+                <w:rFonts w:ascii="Arial" w:hAnsi="Arial" w:cs="Arial" w:eastAsia="Arial"/>
                 <w:b/>
                 <w:bCs/>
                 <w:sz w:val="21"/>
@@ -151,14 +151,14 @@
             <w:pPr>
               <w:spacing w:line="240" w:lineRule="auto"/>
               <w:rPr>
-                <w:rFonts w:ascii="Arial" w:hAnsi="Arial" w:cs="Arial"/>
-                <w:sz w:val="21"/>
-                <w:szCs w:val="21"/>
-              </w:rPr>
-            </w:pPr>
-            <w:r>
-              <w:rPr>
-                <w:rFonts w:ascii="Arial" w:hAnsi="Arial" w:cs="Arial"/>
+                <w:rFonts w:ascii="Arial" w:hAnsi="Arial" w:cs="Arial" w:eastAsia="Arial"/>
+                <w:sz w:val="21"/>
+                <w:szCs w:val="21"/>
+              </w:rPr>
+            </w:pPr>
+            <w:r>
+              <w:rPr>
+                <w:rFonts w:ascii="Arial" w:hAnsi="Arial" w:cs="Arial" w:eastAsia="Arial"/>
                 <w:sz w:val="21"/>
                 <w:szCs w:val="21"/>
               </w:rPr>
@@ -167,7 +167,7 @@
             <w:proofErr w:type="spellStart"/>
             <w:r>
               <w:rPr>
-                <w:rFonts w:ascii="Arial" w:hAnsi="Arial" w:cs="Arial"/>
+                <w:rFonts w:ascii="Arial" w:hAnsi="Arial" w:cs="Arial" w:eastAsia="Arial"/>
                 <w:sz w:val="21"/>
                 <w:szCs w:val="21"/>
               </w:rPr>
@@ -176,7 +176,7 @@
             <w:proofErr w:type="spellEnd"/>
             <w:r>
               <w:rPr>
-                <w:rFonts w:ascii="Arial" w:hAnsi="Arial" w:cs="Arial"/>
+                <w:rFonts w:ascii="Arial" w:hAnsi="Arial" w:cs="Arial" w:eastAsia="Arial"/>
                 <w:sz w:val="21"/>
                 <w:szCs w:val="21"/>
               </w:rPr>
@@ -202,7 +202,7 @@
           <w:p>
             <w:pPr>
               <w:rPr>
-                <w:rFonts w:ascii="Arial" w:hAnsi="Arial" w:cs="Arial"/>
+                <w:rFonts w:ascii="Arial" w:hAnsi="Arial" w:cs="Arial" w:eastAsia="Arial"/>
                 <w:b/>
                 <w:bCs/>
                 <w:sz w:val="21"/>
@@ -211,7 +211,7 @@
             </w:pPr>
             <w:r>
               <w:rPr>
-                <w:rFonts w:ascii="Arial" w:hAnsi="Arial" w:cs="Arial"/>
+                <w:rFonts w:ascii="Arial" w:hAnsi="Arial" w:cs="Arial" w:eastAsia="Arial"/>
                 <w:b/>
                 <w:bCs/>
                 <w:sz w:val="21"/>
@@ -235,14 +235,14 @@
             <w:pPr>
               <w:spacing w:line="240" w:lineRule="auto"/>
               <w:rPr>
-                <w:rFonts w:ascii="Arial" w:hAnsi="Arial" w:cs="Arial"/>
-                <w:sz w:val="21"/>
-                <w:szCs w:val="21"/>
-              </w:rPr>
-            </w:pPr>
-            <w:r>
-              <w:rPr>
-                <w:rFonts w:ascii="Arial" w:hAnsi="Arial" w:cs="Arial"/>
+                <w:rFonts w:ascii="Arial" w:hAnsi="Arial" w:cs="Arial" w:eastAsia="Arial"/>
+                <w:sz w:val="21"/>
+                <w:szCs w:val="21"/>
+              </w:rPr>
+            </w:pPr>
+            <w:r>
+              <w:rPr>
+                <w:rFonts w:ascii="Arial" w:hAnsi="Arial" w:cs="Arial" w:eastAsia="Arial"/>
                 <w:sz w:val="21"/>
                 <w:szCs w:val="21"/>
               </w:rPr>
@@ -268,7 +268,7 @@
           <w:p>
             <w:pPr>
               <w:rPr>
-                <w:rFonts w:ascii="Arial" w:hAnsi="Arial" w:cs="Arial"/>
+                <w:rFonts w:ascii="Arial" w:hAnsi="Arial" w:cs="Arial" w:eastAsia="Arial"/>
                 <w:b/>
                 <w:bCs/>
                 <w:sz w:val="21"/>
@@ -277,7 +277,7 @@
             </w:pPr>
             <w:r>
               <w:rPr>
-                <w:rFonts w:ascii="Arial" w:hAnsi="Arial" w:cs="Arial"/>
+                <w:rFonts w:ascii="Arial" w:hAnsi="Arial" w:cs="Arial" w:eastAsia="Arial"/>
                 <w:b/>
                 <w:bCs/>
                 <w:sz w:val="21"/>
@@ -301,7 +301,7 @@
             <w:pPr>
               <w:spacing w:line="240" w:lineRule="auto"/>
               <w:rPr>
-                <w:rFonts w:ascii="Arial" w:hAnsi="Arial" w:cs="Arial"/>
+                <w:rFonts w:ascii="Arial" w:hAnsi="Arial" w:cs="Arial" w:eastAsia="Arial"/>
                 <w:sz w:val="21"/>
                 <w:szCs w:val="21"/>
               </w:rPr>
@@ -309,7 +309,7 @@
             <w:proofErr w:type="spellStart"/>
             <w:r>
               <w:rPr>
-                <w:rFonts w:ascii="Arial" w:hAnsi="Arial" w:cs="Arial"/>
+                <w:rFonts w:ascii="Arial" w:hAnsi="Arial" w:cs="Arial" w:eastAsia="Arial"/>
                 <w:sz w:val="21"/>
                 <w:szCs w:val="21"/>
               </w:rPr>
@@ -318,7 +318,7 @@
             <w:proofErr w:type="spellEnd"/>
             <w:r>
               <w:rPr>
-                <w:rFonts w:ascii="Arial" w:hAnsi="Arial" w:cs="Arial"/>
+                <w:rFonts w:ascii="Arial" w:hAnsi="Arial" w:cs="Arial" w:eastAsia="Arial"/>
                 <w:sz w:val="21"/>
                 <w:szCs w:val="21"/>
               </w:rPr>
@@ -344,7 +344,7 @@
           <w:p>
             <w:pPr>
               <w:rPr>
-                <w:rFonts w:ascii="Arial" w:hAnsi="Arial" w:cs="Arial"/>
+                <w:rFonts w:ascii="Arial" w:hAnsi="Arial" w:cs="Arial" w:eastAsia="Arial"/>
                 <w:b/>
                 <w:bCs/>
                 <w:sz w:val="21"/>
@@ -353,7 +353,7 @@
             </w:pPr>
             <w:r>
               <w:rPr>
-                <w:rFonts w:ascii="Arial" w:hAnsi="Arial" w:cs="Arial"/>
+                <w:rFonts w:ascii="Arial" w:hAnsi="Arial" w:cs="Arial" w:eastAsia="Arial"/>
                 <w:b/>
                 <w:bCs/>
                 <w:sz w:val="21"/>
@@ -377,7 +377,7 @@
             <w:pPr>
               <w:spacing w:line="240" w:lineRule="auto"/>
               <w:rPr>
-                <w:rFonts w:ascii="Arial" w:eastAsia="Times New Roman" w:hAnsi="Arial" w:cs="Arial"/>
+                <w:rFonts w:ascii="Arial" w:hAnsi="Arial" w:cs="Arial" w:eastAsia="Arial"/>
                 <w:sz w:val="21"/>
                 <w:szCs w:val="21"/>
               </w:rPr>
@@ -385,7 +385,7 @@
             <w:proofErr w:type="spellStart"/>
             <w:r>
               <w:rPr>
-                <w:rFonts w:ascii="Arial" w:hAnsi="Arial" w:cs="Arial"/>
+                <w:rFonts w:ascii="Arial" w:hAnsi="Arial" w:cs="Arial" w:eastAsia="Arial"/>
                 <w:sz w:val="21"/>
                 <w:szCs w:val="21"/>
               </w:rPr>
@@ -394,7 +394,7 @@
             <w:proofErr w:type="spellEnd"/>
             <w:r>
               <w:rPr>
-                <w:rFonts w:ascii="Arial" w:hAnsi="Arial" w:cs="Arial"/>
+                <w:rFonts w:ascii="Arial" w:hAnsi="Arial" w:cs="Arial" w:eastAsia="Arial"/>
                 <w:sz w:val="21"/>
                 <w:szCs w:val="21"/>
               </w:rPr>
@@ -405,7 +405,7 @@
             <w:pPr>
               <w:spacing w:line="240" w:lineRule="auto"/>
               <w:rPr>
-                <w:rFonts w:ascii="Arial" w:hAnsi="Arial" w:cs="Arial"/>
+                <w:rFonts w:ascii="Arial" w:hAnsi="Arial" w:cs="Arial" w:eastAsia="Arial"/>
                 <w:sz w:val="21"/>
                 <w:szCs w:val="21"/>
               </w:rPr>
@@ -430,7 +430,7 @@
           <w:p>
             <w:pPr>
               <w:rPr>
-                <w:rFonts w:ascii="Arial" w:hAnsi="Arial" w:cs="Arial"/>
+                <w:rFonts w:ascii="Arial" w:hAnsi="Arial" w:cs="Arial" w:eastAsia="Arial"/>
                 <w:b/>
                 <w:bCs/>
                 <w:sz w:val="21"/>
@@ -439,7 +439,7 @@
             </w:pPr>
             <w:r>
               <w:rPr>
-                <w:rFonts w:ascii="Arial" w:hAnsi="Arial" w:cs="Arial"/>
+                <w:rFonts w:ascii="Arial" w:hAnsi="Arial" w:cs="Arial" w:eastAsia="Arial"/>
                 <w:b/>
                 <w:bCs/>
                 <w:sz w:val="21"/>
@@ -463,7 +463,7 @@
             <w:pPr>
               <w:spacing w:line="240" w:lineRule="auto"/>
               <w:rPr>
-                <w:rFonts w:ascii="Arial" w:hAnsi="Arial" w:cs="Arial"/>
+                <w:rFonts w:ascii="Arial" w:hAnsi="Arial" w:cs="Arial" w:eastAsia="Arial"/>
                 <w:sz w:val="21"/>
                 <w:szCs w:val="21"/>
               </w:rPr>
@@ -471,7 +471,7 @@
             <w:proofErr w:type="spellStart"/>
             <w:r>
               <w:rPr>
-                <w:rFonts w:ascii="Arial" w:hAnsi="Arial" w:cs="Arial"/>
+                <w:rFonts w:ascii="Arial" w:hAnsi="Arial" w:cs="Arial" w:eastAsia="Arial"/>
                 <w:sz w:val="21"/>
                 <w:szCs w:val="21"/>
               </w:rPr>
@@ -480,7 +480,7 @@
             <w:proofErr w:type="spellEnd"/>
             <w:r>
               <w:rPr>
-                <w:rFonts w:ascii="Arial" w:hAnsi="Arial" w:cs="Arial"/>
+                <w:rFonts w:ascii="Arial" w:hAnsi="Arial" w:cs="Arial" w:eastAsia="Arial"/>
                 <w:sz w:val="21"/>
                 <w:szCs w:val="21"/>
               </w:rPr>
@@ -506,7 +506,7 @@
           <w:p>
             <w:pPr>
               <w:rPr>
-                <w:rFonts w:ascii="Arial" w:hAnsi="Arial" w:cs="Arial"/>
+                <w:rFonts w:ascii="Arial" w:hAnsi="Arial" w:cs="Arial" w:eastAsia="Arial"/>
                 <w:b/>
                 <w:bCs/>
                 <w:sz w:val="21"/>
@@ -515,7 +515,7 @@
             </w:pPr>
             <w:r>
               <w:rPr>
-                <w:rFonts w:ascii="Arial" w:hAnsi="Arial" w:cs="Arial"/>
+                <w:rFonts w:ascii="Arial" w:hAnsi="Arial" w:cs="Arial" w:eastAsia="Arial"/>
                 <w:b/>
                 <w:bCs/>
                 <w:sz w:val="21"/>
@@ -539,7 +539,7 @@
             <w:pPr>
               <w:spacing w:line="240" w:lineRule="auto"/>
               <w:rPr>
-                <w:rFonts w:ascii="Arial" w:hAnsi="Arial" w:cs="Arial"/>
+                <w:rFonts w:ascii="Arial" w:hAnsi="Arial" w:cs="Arial" w:eastAsia="Arial"/>
                 <w:sz w:val="21"/>
                 <w:szCs w:val="21"/>
               </w:rPr>
@@ -547,7 +547,7 @@
             <w:proofErr w:type="spellStart"/>
             <w:r>
               <w:rPr>
-                <w:rFonts w:ascii="Arial" w:hAnsi="Arial" w:cs="Arial"/>
+                <w:rFonts w:ascii="Arial" w:hAnsi="Arial" w:cs="Arial" w:eastAsia="Arial"/>
                 <w:sz w:val="21"/>
                 <w:szCs w:val="21"/>
               </w:rPr>
@@ -556,7 +556,7 @@
             <w:proofErr w:type="spellEnd"/>
             <w:r>
               <w:rPr>
-                <w:rFonts w:ascii="Arial" w:hAnsi="Arial" w:cs="Arial"/>
+                <w:rFonts w:ascii="Arial" w:hAnsi="Arial" w:cs="Arial" w:eastAsia="Arial"/>
                 <w:sz w:val="21"/>
                 <w:szCs w:val="21"/>
               </w:rPr>
@@ -565,7 +565,7 @@
             <w:proofErr w:type="gramStart"/>
             <w:r>
               <w:rPr>
-                <w:rFonts w:ascii="Arial" w:hAnsi="Arial" w:cs="Arial"/>
+                <w:rFonts w:ascii="Arial" w:hAnsi="Arial" w:cs="Arial" w:eastAsia="Arial"/>
                 <w:sz w:val="21"/>
                 <w:szCs w:val="21"/>
               </w:rPr>
@@ -574,7 +574,7 @@
             <w:proofErr w:type="gramEnd"/>
             <w:r>
               <w:rPr>
-                <w:rFonts w:ascii="Arial" w:hAnsi="Arial" w:cs="Arial"/>
+                <w:rFonts w:ascii="Arial" w:hAnsi="Arial" w:cs="Arial" w:eastAsia="Arial"/>
                 <w:sz w:val="21"/>
                 <w:szCs w:val="21"/>
               </w:rPr>
@@ -600,7 +600,7 @@
           <w:p>
             <w:pPr>
               <w:rPr>
-                <w:rFonts w:ascii="Arial" w:hAnsi="Arial" w:cs="Arial"/>
+                <w:rFonts w:ascii="Arial" w:hAnsi="Arial" w:cs="Arial" w:eastAsia="Arial"/>
                 <w:b/>
                 <w:bCs/>
                 <w:sz w:val="21"/>
@@ -609,7 +609,7 @@
             </w:pPr>
             <w:r>
               <w:rPr>
-                <w:rFonts w:ascii="Arial" w:hAnsi="Arial" w:cs="Arial"/>
+                <w:rFonts w:ascii="Arial" w:hAnsi="Arial" w:cs="Arial" w:eastAsia="Arial"/>
                 <w:b/>
                 <w:bCs/>
                 <w:sz w:val="21"/>
@@ -633,14 +633,14 @@
             <w:pPr>
               <w:spacing w:line="240" w:lineRule="auto"/>
               <w:rPr>
-                <w:rFonts w:ascii="Arial" w:hAnsi="Arial" w:cs="Arial"/>
-                <w:sz w:val="21"/>
-                <w:szCs w:val="21"/>
-              </w:rPr>
-            </w:pPr>
-            <w:r>
-              <w:rPr>
-                <w:rFonts w:ascii="Arial" w:hAnsi="Arial" w:cs="Arial"/>
+                <w:rFonts w:ascii="Arial" w:hAnsi="Arial" w:cs="Arial" w:eastAsia="Arial"/>
+                <w:sz w:val="21"/>
+                <w:szCs w:val="21"/>
+              </w:rPr>
+            </w:pPr>
+            <w:r>
+              <w:rPr>
+                <w:rFonts w:ascii="Arial" w:hAnsi="Arial" w:cs="Arial" w:eastAsia="Arial"/>
                 <w:sz w:val="21"/>
                 <w:szCs w:val="21"/>
               </w:rPr>
@@ -666,7 +666,7 @@
           <w:p>
             <w:pPr>
               <w:rPr>
-                <w:rFonts w:ascii="Arial" w:hAnsi="Arial" w:cs="Arial"/>
+                <w:rFonts w:ascii="Arial" w:hAnsi="Arial" w:cs="Arial" w:eastAsia="Arial"/>
                 <w:b/>
                 <w:bCs/>
                 <w:sz w:val="21"/>
@@ -675,7 +675,7 @@
             </w:pPr>
             <w:r>
               <w:rPr>
-                <w:rFonts w:ascii="Arial" w:hAnsi="Arial" w:cs="Arial"/>
+                <w:rFonts w:ascii="Arial" w:hAnsi="Arial" w:cs="Arial" w:eastAsia="Arial"/>
                 <w:b/>
                 <w:bCs/>
                 <w:sz w:val="21"/>
@@ -699,14 +699,14 @@
             <w:pPr>
               <w:spacing w:line="240" w:lineRule="auto"/>
               <w:rPr>
-                <w:rFonts w:ascii="Arial" w:hAnsi="Arial" w:cs="Arial"/>
-                <w:sz w:val="21"/>
-                <w:szCs w:val="21"/>
-              </w:rPr>
-            </w:pPr>
-            <w:r>
-              <w:rPr>
-                <w:rFonts w:ascii="Arial" w:hAnsi="Arial" w:cs="Arial"/>
+                <w:rFonts w:ascii="Arial" w:hAnsi="Arial" w:cs="Arial" w:eastAsia="Arial"/>
+                <w:sz w:val="21"/>
+                <w:szCs w:val="21"/>
+              </w:rPr>
+            </w:pPr>
+            <w:r>
+              <w:rPr>
+                <w:rFonts w:ascii="Arial" w:hAnsi="Arial" w:cs="Arial" w:eastAsia="Arial"/>
                 <w:sz w:val="21"/>
                 <w:szCs w:val="21"/>
               </w:rPr>
@@ -732,7 +732,7 @@
           <w:p>
             <w:pPr>
               <w:rPr>
-                <w:rFonts w:ascii="Arial" w:hAnsi="Arial" w:cs="Arial"/>
+                <w:rFonts w:ascii="Arial" w:hAnsi="Arial" w:cs="Arial" w:eastAsia="Arial"/>
                 <w:b/>
                 <w:bCs/>
                 <w:sz w:val="21"/>
@@ -741,7 +741,7 @@
             </w:pPr>
             <w:r>
               <w:rPr>
-                <w:rFonts w:ascii="Arial" w:hAnsi="Arial" w:cs="Arial"/>
+                <w:rFonts w:ascii="Arial" w:hAnsi="Arial" w:cs="Arial" w:eastAsia="Arial"/>
                 <w:b/>
                 <w:bCs/>
                 <w:sz w:val="21"/>
@@ -765,14 +765,14 @@
             <w:pPr>
               <w:spacing w:line="240" w:lineRule="auto"/>
               <w:rPr>
-                <w:rFonts w:ascii="Arial" w:hAnsi="Arial" w:cs="Arial"/>
-                <w:sz w:val="21"/>
-                <w:szCs w:val="21"/>
-              </w:rPr>
-            </w:pPr>
-            <w:r>
-              <w:rPr>
-                <w:rFonts w:ascii="Arial" w:hAnsi="Arial" w:cs="Arial"/>
+                <w:rFonts w:ascii="Arial" w:hAnsi="Arial" w:cs="Arial" w:eastAsia="Arial"/>
+                <w:sz w:val="21"/>
+                <w:szCs w:val="21"/>
+              </w:rPr>
+            </w:pPr>
+            <w:r>
+              <w:rPr>
+                <w:rFonts w:ascii="Arial" w:hAnsi="Arial" w:cs="Arial" w:eastAsia="Arial"/>
                 <w:sz w:val="21"/>
                 <w:szCs w:val="21"/>
               </w:rPr>
@@ -798,7 +798,7 @@
           <w:p>
             <w:pPr>
               <w:rPr>
-                <w:rFonts w:ascii="Arial" w:hAnsi="Arial" w:cs="Arial"/>
+                <w:rFonts w:ascii="Arial" w:hAnsi="Arial" w:cs="Arial" w:eastAsia="Arial"/>
                 <w:b/>
                 <w:bCs/>
                 <w:sz w:val="21"/>
@@ -807,7 +807,7 @@
             </w:pPr>
             <w:r>
               <w:rPr>
-                <w:rFonts w:ascii="Arial" w:hAnsi="Arial" w:cs="Arial"/>
+                <w:rFonts w:ascii="Arial" w:hAnsi="Arial" w:cs="Arial" w:eastAsia="Arial"/>
                 <w:b/>
                 <w:bCs/>
                 <w:sz w:val="21"/>
@@ -831,14 +831,14 @@
             <w:pPr>
               <w:spacing w:line="240" w:lineRule="auto"/>
               <w:rPr>
-                <w:rFonts w:ascii="Arial" w:eastAsia="Times New Roman" w:hAnsi="Arial" w:cs="Arial"/>
-                <w:sz w:val="21"/>
-                <w:szCs w:val="21"/>
-              </w:rPr>
-            </w:pPr>
-            <w:r>
-              <w:rPr>
-                <w:rFonts w:ascii="Arial" w:hAnsi="Arial" w:cs="Arial"/>
+                <w:rFonts w:ascii="Arial" w:hAnsi="Arial" w:cs="Arial" w:eastAsia="Arial"/>
+                <w:sz w:val="21"/>
+                <w:szCs w:val="21"/>
+              </w:rPr>
+            </w:pPr>
+            <w:r>
+              <w:rPr>
+                <w:rFonts w:ascii="Arial" w:hAnsi="Arial" w:cs="Arial" w:eastAsia="Arial"/>
                 <w:sz w:val="21"/>
                 <w:szCs w:val="21"/>
               </w:rPr>
@@ -849,7 +849,7 @@
             <w:pPr>
               <w:spacing w:line="240" w:lineRule="auto"/>
               <w:rPr>
-                <w:rFonts w:ascii="Arial" w:hAnsi="Arial" w:cs="Arial"/>
+                <w:rFonts w:ascii="Arial" w:hAnsi="Arial" w:cs="Arial" w:eastAsia="Arial"/>
                 <w:sz w:val="21"/>
                 <w:szCs w:val="21"/>
               </w:rPr>
@@ -874,7 +874,7 @@
           <w:p>
             <w:pPr>
               <w:rPr>
-                <w:rFonts w:ascii="Arial" w:hAnsi="Arial" w:cs="Arial"/>
+                <w:rFonts w:ascii="Arial" w:hAnsi="Arial" w:cs="Arial" w:eastAsia="Arial"/>
                 <w:b/>
                 <w:bCs/>
                 <w:sz w:val="21"/>
@@ -883,7 +883,7 @@
             </w:pPr>
             <w:r>
               <w:rPr>
-                <w:rFonts w:ascii="Arial" w:hAnsi="Arial" w:cs="Arial"/>
+                <w:rFonts w:ascii="Arial" w:hAnsi="Arial" w:cs="Arial" w:eastAsia="Arial"/>
                 <w:b/>
                 <w:bCs/>
                 <w:sz w:val="21"/>
@@ -907,14 +907,14 @@
             <w:pPr>
               <w:spacing w:line="240" w:lineRule="auto"/>
               <w:rPr>
-                <w:rFonts w:ascii="Arial" w:hAnsi="Arial" w:cs="Arial"/>
-                <w:sz w:val="21"/>
-                <w:szCs w:val="21"/>
-              </w:rPr>
-            </w:pPr>
-            <w:r>
-              <w:rPr>
-                <w:rFonts w:ascii="Arial" w:hAnsi="Arial" w:cs="Arial"/>
+                <w:rFonts w:ascii="Arial" w:hAnsi="Arial" w:cs="Arial" w:eastAsia="Arial"/>
+                <w:sz w:val="21"/>
+                <w:szCs w:val="21"/>
+              </w:rPr>
+            </w:pPr>
+            <w:r>
+              <w:rPr>
+                <w:rFonts w:ascii="Arial" w:hAnsi="Arial" w:cs="Arial" w:eastAsia="Arial"/>
                 <w:sz w:val="21"/>
                 <w:szCs w:val="21"/>
               </w:rPr>
@@ -990,10 +990,10 @@
   <w:docDefaults>
     <w:rPrDefault>
       <w:rPr>
-        <w:rFonts w:asciiTheme="minorHAnsi" w:eastAsiaTheme="minorHAnsi" w:hAnsiTheme="minorHAnsi" w:cstheme="minorBidi"/>
+        <w:rFonts w:ascii="Arial" w:hAnsi="Arial" w:cs="Arial" w:eastAsia="Arial"/>
         <w:kern w:val="2"/>
-        <w:sz w:val="24"/>
-        <w:szCs w:val="24"/>
+        <w:sz w:val="21"/>
+        <w:szCs w:val="21"/>
         <w:lang w:val="en-IN" w:eastAsia="en-US" w:bidi="ar-SA"/>
         <w14:ligatures w14:val="standardContextual"/>
       </w:rPr>
@@ -1390,9 +1390,9 @@
       <w:spacing w:line="259" w:lineRule="auto"/>
     </w:pPr>
     <w:rPr>
-      <w:rFonts w:ascii="Calibri" w:eastAsia="Calibri" w:hAnsi="Calibri" w:cs="Calibri"/>
+      <w:rFonts w:ascii="Arial" w:hAnsi="Arial" w:cs="Arial" w:eastAsia="Arial"/>
       <w:color w:val="000000"/>
-      <w:sz w:val="22"/>
+      <w:sz w:val="21"/>
       <w:lang w:eastAsia="en-IN"/>
     </w:rPr>
   </w:style>
@@ -1411,10 +1411,10 @@
       <w:outlineLvl w:val="0"/>
     </w:pPr>
     <w:rPr>
-      <w:rFonts w:asciiTheme="majorHAnsi" w:eastAsiaTheme="majorEastAsia" w:hAnsiTheme="majorHAnsi" w:cstheme="majorBidi"/>
+      <w:rFonts w:ascii="Arial" w:hAnsi="Arial" w:cs="Arial" w:eastAsia="Arial"/>
       <w:color w:val="0F4761" w:themeColor="accent1" w:themeShade="BF"/>
-      <w:sz w:val="40"/>
-      <w:szCs w:val="40"/>
+      <w:sz w:val="21"/>
+      <w:szCs w:val="21"/>
       <w:lang w:eastAsia="en-US"/>
     </w:rPr>
   </w:style>
@@ -1435,10 +1435,10 @@
       <w:outlineLvl w:val="1"/>
     </w:pPr>
     <w:rPr>
-      <w:rFonts w:asciiTheme="majorHAnsi" w:eastAsiaTheme="majorEastAsia" w:hAnsiTheme="majorHAnsi" w:cstheme="majorBidi"/>
+      <w:rFonts w:ascii="Arial" w:hAnsi="Arial" w:cs="Arial" w:eastAsia="Arial"/>
       <w:color w:val="0F4761" w:themeColor="accent1" w:themeShade="BF"/>
-      <w:sz w:val="32"/>
-      <w:szCs w:val="32"/>
+      <w:sz w:val="21"/>
+      <w:szCs w:val="21"/>
       <w:lang w:eastAsia="en-US"/>
     </w:rPr>
   </w:style>
@@ -1459,10 +1459,10 @@
       <w:outlineLvl w:val="2"/>
     </w:pPr>
     <w:rPr>
-      <w:rFonts w:asciiTheme="minorHAnsi" w:eastAsiaTheme="majorEastAsia" w:hAnsiTheme="minorHAnsi" w:cstheme="majorBidi"/>
+      <w:rFonts w:ascii="Arial" w:hAnsi="Arial" w:cs="Arial" w:eastAsia="Arial"/>
       <w:color w:val="0F4761" w:themeColor="accent1" w:themeShade="BF"/>
-      <w:sz w:val="28"/>
-      <w:szCs w:val="28"/>
+      <w:sz w:val="21"/>
+      <w:szCs w:val="21"/>
       <w:lang w:eastAsia="en-US"/>
     </w:rPr>
   </w:style>
@@ -1483,11 +1483,11 @@
       <w:outlineLvl w:val="3"/>
     </w:pPr>
     <w:rPr>
-      <w:rFonts w:asciiTheme="minorHAnsi" w:eastAsiaTheme="majorEastAsia" w:hAnsiTheme="minorHAnsi" w:cstheme="majorBidi"/>
+      <w:rFonts w:ascii="Arial" w:hAnsi="Arial" w:cs="Arial" w:eastAsia="Arial"/>
       <w:i/>
       <w:iCs/>
       <w:color w:val="0F4761" w:themeColor="accent1" w:themeShade="BF"/>
-      <w:sz w:val="24"/>
+      <w:sz w:val="21"/>
       <w:lang w:eastAsia="en-US"/>
     </w:rPr>
   </w:style>
@@ -1508,9 +1508,9 @@
       <w:outlineLvl w:val="4"/>
     </w:pPr>
     <w:rPr>
-      <w:rFonts w:asciiTheme="minorHAnsi" w:eastAsiaTheme="majorEastAsia" w:hAnsiTheme="minorHAnsi" w:cstheme="majorBidi"/>
+      <w:rFonts w:ascii="Arial" w:hAnsi="Arial" w:cs="Arial" w:eastAsia="Arial"/>
       <w:color w:val="0F4761" w:themeColor="accent1" w:themeShade="BF"/>
-      <w:sz w:val="24"/>
+      <w:sz w:val="21"/>
       <w:lang w:eastAsia="en-US"/>
     </w:rPr>
   </w:style>
@@ -1531,11 +1531,11 @@
       <w:outlineLvl w:val="5"/>
     </w:pPr>
     <w:rPr>
-      <w:rFonts w:asciiTheme="minorHAnsi" w:eastAsiaTheme="majorEastAsia" w:hAnsiTheme="minorHAnsi" w:cstheme="majorBidi"/>
+      <w:rFonts w:ascii="Arial" w:hAnsi="Arial" w:cs="Arial" w:eastAsia="Arial"/>
       <w:i/>
       <w:iCs/>
       <w:color w:val="595959" w:themeColor="text1" w:themeTint="A6"/>
-      <w:sz w:val="24"/>
+      <w:sz w:val="21"/>
       <w:lang w:eastAsia="en-US"/>
     </w:rPr>
   </w:style>
@@ -1556,9 +1556,9 @@
       <w:outlineLvl w:val="6"/>
     </w:pPr>
     <w:rPr>
-      <w:rFonts w:asciiTheme="minorHAnsi" w:eastAsiaTheme="majorEastAsia" w:hAnsiTheme="minorHAnsi" w:cstheme="majorBidi"/>
+      <w:rFonts w:ascii="Arial" w:hAnsi="Arial" w:cs="Arial" w:eastAsia="Arial"/>
       <w:color w:val="595959" w:themeColor="text1" w:themeTint="A6"/>
-      <w:sz w:val="24"/>
+      <w:sz w:val="21"/>
       <w:lang w:eastAsia="en-US"/>
     </w:rPr>
   </w:style>
@@ -1579,11 +1579,11 @@
       <w:outlineLvl w:val="7"/>
     </w:pPr>
     <w:rPr>
-      <w:rFonts w:asciiTheme="minorHAnsi" w:eastAsiaTheme="majorEastAsia" w:hAnsiTheme="minorHAnsi" w:cstheme="majorBidi"/>
+      <w:rFonts w:ascii="Arial" w:hAnsi="Arial" w:cs="Arial" w:eastAsia="Arial"/>
       <w:i/>
       <w:iCs/>
       <w:color w:val="272727" w:themeColor="text1" w:themeTint="D8"/>
-      <w:sz w:val="24"/>
+      <w:sz w:val="21"/>
       <w:lang w:eastAsia="en-US"/>
     </w:rPr>
   </w:style>
@@ -1604,9 +1604,9 @@
       <w:outlineLvl w:val="8"/>
     </w:pPr>
     <w:rPr>
-      <w:rFonts w:asciiTheme="minorHAnsi" w:eastAsiaTheme="majorEastAsia" w:hAnsiTheme="minorHAnsi" w:cstheme="majorBidi"/>
+      <w:rFonts w:ascii="Arial" w:hAnsi="Arial" w:cs="Arial" w:eastAsia="Arial"/>
       <w:color w:val="272727" w:themeColor="text1" w:themeTint="D8"/>
-      <w:sz w:val="24"/>
+      <w:sz w:val="21"/>
       <w:lang w:eastAsia="en-US"/>
     </w:rPr>
   </w:style>
@@ -1643,10 +1643,10 @@
     <w:uiPriority w:val="9"/>
     <w:rsid w:val="00C44E90"/>
     <w:rPr>
-      <w:rFonts w:asciiTheme="majorHAnsi" w:eastAsiaTheme="majorEastAsia" w:hAnsiTheme="majorHAnsi" w:cstheme="majorBidi"/>
+      <w:rFonts w:ascii="Arial" w:hAnsi="Arial" w:cs="Arial" w:eastAsia="Arial"/>
       <w:color w:val="0F4761" w:themeColor="accent1" w:themeShade="BF"/>
-      <w:sz w:val="40"/>
-      <w:szCs w:val="40"/>
+      <w:sz w:val="21"/>
+      <w:szCs w:val="21"/>
     </w:rPr>
   </w:style>
   <w:style w:type="character" w:customStyle="1" w:styleId="Heading2Char">
@@ -1657,10 +1657,10 @@
     <w:semiHidden/>
     <w:rsid w:val="00C44E90"/>
     <w:rPr>
-      <w:rFonts w:asciiTheme="majorHAnsi" w:eastAsiaTheme="majorEastAsia" w:hAnsiTheme="majorHAnsi" w:cstheme="majorBidi"/>
+      <w:rFonts w:ascii="Arial" w:hAnsi="Arial" w:cs="Arial" w:eastAsia="Arial"/>
       <w:color w:val="0F4761" w:themeColor="accent1" w:themeShade="BF"/>
-      <w:sz w:val="32"/>
-      <w:szCs w:val="32"/>
+      <w:sz w:val="21"/>
+      <w:szCs w:val="21"/>
     </w:rPr>
   </w:style>
   <w:style w:type="character" w:customStyle="1" w:styleId="Heading3Char">
@@ -1671,10 +1671,10 @@
     <w:semiHidden/>
     <w:rsid w:val="00C44E90"/>
     <w:rPr>
-      <w:rFonts w:eastAsiaTheme="majorEastAsia" w:cstheme="majorBidi"/>
+      <w:rFonts w:ascii="Arial" w:hAnsi="Arial" w:cs="Arial" w:eastAsia="Arial"/>
       <w:color w:val="0F4761" w:themeColor="accent1" w:themeShade="BF"/>
-      <w:sz w:val="28"/>
-      <w:szCs w:val="28"/>
+      <w:sz w:val="21"/>
+      <w:szCs w:val="21"/>
     </w:rPr>
   </w:style>
   <w:style w:type="character" w:customStyle="1" w:styleId="Heading4Char">
@@ -1685,7 +1685,7 @@
     <w:semiHidden/>
     <w:rsid w:val="00C44E90"/>
     <w:rPr>
-      <w:rFonts w:eastAsiaTheme="majorEastAsia" w:cstheme="majorBidi"/>
+      <w:rFonts w:ascii="Arial" w:hAnsi="Arial" w:cs="Arial" w:eastAsia="Arial"/>
       <w:i/>
       <w:iCs/>
       <w:color w:val="0F4761" w:themeColor="accent1" w:themeShade="BF"/>
@@ -1699,7 +1699,7 @@
     <w:semiHidden/>
     <w:rsid w:val="00C44E90"/>
     <w:rPr>
-      <w:rFonts w:eastAsiaTheme="majorEastAsia" w:cstheme="majorBidi"/>
+      <w:rFonts w:ascii="Arial" w:hAnsi="Arial" w:cs="Arial" w:eastAsia="Arial"/>
       <w:color w:val="0F4761" w:themeColor="accent1" w:themeShade="BF"/>
     </w:rPr>
   </w:style>
@@ -1711,7 +1711,7 @@
     <w:semiHidden/>
     <w:rsid w:val="00C44E90"/>
     <w:rPr>
-      <w:rFonts w:eastAsiaTheme="majorEastAsia" w:cstheme="majorBidi"/>
+      <w:rFonts w:ascii="Arial" w:hAnsi="Arial" w:cs="Arial" w:eastAsia="Arial"/>
       <w:i/>
       <w:iCs/>
       <w:color w:val="595959" w:themeColor="text1" w:themeTint="A6"/>
@@ -1725,7 +1725,7 @@
     <w:semiHidden/>
     <w:rsid w:val="00C44E90"/>
     <w:rPr>
-      <w:rFonts w:eastAsiaTheme="majorEastAsia" w:cstheme="majorBidi"/>
+      <w:rFonts w:ascii="Arial" w:hAnsi="Arial" w:cs="Arial" w:eastAsia="Arial"/>
       <w:color w:val="595959" w:themeColor="text1" w:themeTint="A6"/>
     </w:rPr>
   </w:style>
@@ -1737,7 +1737,7 @@
     <w:semiHidden/>
     <w:rsid w:val="00C44E90"/>
     <w:rPr>
-      <w:rFonts w:eastAsiaTheme="majorEastAsia" w:cstheme="majorBidi"/>
+      <w:rFonts w:ascii="Arial" w:hAnsi="Arial" w:cs="Arial" w:eastAsia="Arial"/>
       <w:i/>
       <w:iCs/>
       <w:color w:val="272727" w:themeColor="text1" w:themeTint="D8"/>
@@ -1751,7 +1751,7 @@
     <w:semiHidden/>
     <w:rsid w:val="00C44E90"/>
     <w:rPr>
-      <w:rFonts w:eastAsiaTheme="majorEastAsia" w:cstheme="majorBidi"/>
+      <w:rFonts w:ascii="Arial" w:hAnsi="Arial" w:cs="Arial" w:eastAsia="Arial"/>
       <w:color w:val="272727" w:themeColor="text1" w:themeTint="D8"/>
     </w:rPr>
   </w:style>
@@ -1768,12 +1768,12 @@
       <w:contextualSpacing/>
     </w:pPr>
     <w:rPr>
-      <w:rFonts w:asciiTheme="majorHAnsi" w:eastAsiaTheme="majorEastAsia" w:hAnsiTheme="majorHAnsi" w:cstheme="majorBidi"/>
+      <w:rFonts w:ascii="Arial" w:hAnsi="Arial" w:cs="Arial" w:eastAsia="Arial"/>
       <w:color w:val="auto"/>
       <w:spacing w:val="-10"/>
       <w:kern w:val="28"/>
-      <w:sz w:val="56"/>
-      <w:szCs w:val="56"/>
+      <w:sz w:val="21"/>
+      <w:szCs w:val="21"/>
       <w:lang w:eastAsia="en-US"/>
     </w:rPr>
   </w:style>
@@ -1784,11 +1784,11 @@
     <w:uiPriority w:val="10"/>
     <w:rsid w:val="00C44E90"/>
     <w:rPr>
-      <w:rFonts w:asciiTheme="majorHAnsi" w:eastAsiaTheme="majorEastAsia" w:hAnsiTheme="majorHAnsi" w:cstheme="majorBidi"/>
+      <w:rFonts w:ascii="Arial" w:hAnsi="Arial" w:cs="Arial" w:eastAsia="Arial"/>
       <w:spacing w:val="-10"/>
       <w:kern w:val="28"/>
-      <w:sz w:val="56"/>
-      <w:szCs w:val="56"/>
+      <w:sz w:val="21"/>
+      <w:szCs w:val="21"/>
     </w:rPr>
   </w:style>
   <w:style w:type="paragraph" w:styleId="Subtitle">
@@ -1806,11 +1806,11 @@
       <w:spacing w:line="278" w:lineRule="auto"/>
     </w:pPr>
     <w:rPr>
-      <w:rFonts w:asciiTheme="minorHAnsi" w:eastAsiaTheme="majorEastAsia" w:hAnsiTheme="minorHAnsi" w:cstheme="majorBidi"/>
+      <w:rFonts w:ascii="Arial" w:hAnsi="Arial" w:cs="Arial" w:eastAsia="Arial"/>
       <w:color w:val="595959" w:themeColor="text1" w:themeTint="A6"/>
       <w:spacing w:val="15"/>
-      <w:sz w:val="28"/>
-      <w:szCs w:val="28"/>
+      <w:sz w:val="21"/>
+      <w:szCs w:val="21"/>
       <w:lang w:eastAsia="en-US"/>
     </w:rPr>
   </w:style>
@@ -1821,11 +1821,11 @@
     <w:uiPriority w:val="11"/>
     <w:rsid w:val="00C44E90"/>
     <w:rPr>
-      <w:rFonts w:eastAsiaTheme="majorEastAsia" w:cstheme="majorBidi"/>
+      <w:rFonts w:ascii="Arial" w:hAnsi="Arial" w:cs="Arial" w:eastAsia="Arial"/>
       <w:color w:val="595959" w:themeColor="text1" w:themeTint="A6"/>
       <w:spacing w:val="15"/>
-      <w:sz w:val="28"/>
-      <w:szCs w:val="28"/>
+      <w:sz w:val="21"/>
+      <w:szCs w:val="21"/>
     </w:rPr>
   </w:style>
   <w:style w:type="paragraph" w:styleId="Quote">
@@ -1841,11 +1841,11 @@
       <w:jc w:val="center"/>
     </w:pPr>
     <w:rPr>
-      <w:rFonts w:asciiTheme="minorHAnsi" w:eastAsiaTheme="minorHAnsi" w:hAnsiTheme="minorHAnsi" w:cstheme="minorBidi"/>
+      <w:rFonts w:ascii="Arial" w:hAnsi="Arial" w:cs="Arial" w:eastAsia="Arial"/>
       <w:i/>
       <w:iCs/>
       <w:color w:val="404040" w:themeColor="text1" w:themeTint="BF"/>
-      <w:sz w:val="24"/>
+      <w:sz w:val="21"/>
       <w:lang w:eastAsia="en-US"/>
     </w:rPr>
   </w:style>
@@ -1873,9 +1873,9 @@
       <w:contextualSpacing/>
     </w:pPr>
     <w:rPr>
-      <w:rFonts w:asciiTheme="minorHAnsi" w:eastAsiaTheme="minorHAnsi" w:hAnsiTheme="minorHAnsi" w:cstheme="minorBidi"/>
+      <w:rFonts w:ascii="Arial" w:hAnsi="Arial" w:cs="Arial" w:eastAsia="Arial"/>
       <w:color w:val="auto"/>
-      <w:sz w:val="24"/>
+      <w:sz w:val="21"/>
       <w:lang w:eastAsia="en-US"/>
     </w:rPr>
   </w:style>
@@ -1909,11 +1909,11 @@
       <w:jc w:val="center"/>
     </w:pPr>
     <w:rPr>
-      <w:rFonts w:asciiTheme="minorHAnsi" w:eastAsiaTheme="minorHAnsi" w:hAnsiTheme="minorHAnsi" w:cstheme="minorBidi"/>
+      <w:rFonts w:ascii="Arial" w:hAnsi="Arial" w:cs="Arial" w:eastAsia="Arial"/>
       <w:i/>
       <w:iCs/>
       <w:color w:val="0F4761" w:themeColor="accent1" w:themeShade="BF"/>
-      <w:sz w:val="24"/>
+      <w:sz w:val="21"/>
       <w:lang w:eastAsia="en-US"/>
     </w:rPr>
   </w:style>
@@ -1950,7 +1950,7 @@
       <w:spacing w:after="0" w:line="240" w:lineRule="auto"/>
     </w:pPr>
     <w:rPr>
-      <w:rFonts w:eastAsiaTheme="minorEastAsia"/>
+      <w:rFonts w:ascii="Arial" w:hAnsi="Arial" w:cs="Arial" w:eastAsia="Arial"/>
       <w:lang w:eastAsia="en-IN"/>
     </w:rPr>
     <w:tblPr>
@@ -1984,9 +1984,9 @@
     <w:uiPriority w:val="99"/>
     <w:rsid w:val="00A875B6"/>
     <w:rPr>
-      <w:rFonts w:ascii="Calibri" w:eastAsia="Calibri" w:hAnsi="Calibri" w:cs="Calibri"/>
+      <w:rFonts w:ascii="Arial" w:hAnsi="Arial" w:cs="Arial" w:eastAsia="Arial"/>
       <w:color w:val="000000"/>
-      <w:sz w:val="22"/>
+      <w:sz w:val="21"/>
       <w:lang w:eastAsia="en-IN"/>
     </w:rPr>
   </w:style>
@@ -2012,9 +2012,9 @@
     <w:uiPriority w:val="99"/>
     <w:rsid w:val="00A875B6"/>
     <w:rPr>
-      <w:rFonts w:ascii="Calibri" w:eastAsia="Calibri" w:hAnsi="Calibri" w:cs="Calibri"/>
+      <w:rFonts w:ascii="Arial" w:hAnsi="Arial" w:cs="Arial" w:eastAsia="Arial"/>
       <w:color w:val="000000"/>
-      <w:sz w:val="22"/>
+      <w:sz w:val="21"/>
       <w:lang w:eastAsia="en-IN"/>
     </w:rPr>
   </w:style>
